--- a/CATALOGUE_DEPARTMENT_Overview.docx
+++ b/CATALOGUE_DEPARTMENT_Overview.docx
@@ -459,7 +459,7 @@
           <w:sz w:val="19"/>
           <w:szCs w:val="19"/>
         </w:rPr>
-        <w:t xml:space="preserve">PRICING</w:t>
+        <w:t xml:space="preserve">PRICING — FIXED PER DELIVERY</w:t>
       </w:r>
     </w:p>
     <w:tbl>
@@ -475,14 +475,15 @@
         </w:tblBorders>
       </w:tblPr>
       <w:tblGrid>
-        <w:gridCol w:w="3200"/>
-        <w:gridCol w:w="2400"/>
-        <w:gridCol w:w="5200"/>
+        <w:gridCol w:w="3400"/>
+        <w:gridCol w:w="2700"/>
+        <w:gridCol w:w="2200"/>
+        <w:gridCol w:w="2500"/>
       </w:tblGrid>
       <w:tr>
         <w:tc>
           <w:tcPr>
-            <w:tcW w:type="dxa" w:w="3200"/>
+            <w:tcW w:type="dxa" w:w="3400"/>
             <w:shd w:fill="F1F4F5" w:color="auto" w:val="clear"/>
             <w:tcMar>
               <w:top w:type="dxa" w:w="58"/>
@@ -503,13 +504,13 @@
                 <w:sz w:val="16"/>
                 <w:szCs w:val="16"/>
               </w:rPr>
-              <w:t xml:space="preserve">PLAN</w:t>
-            </w:r>
-          </w:p>
-        </w:tc>
-        <w:tc>
-          <w:tcPr>
-            <w:tcW w:type="dxa" w:w="2400"/>
+              <w:t xml:space="preserve">JOB</w:t>
+            </w:r>
+          </w:p>
+        </w:tc>
+        <w:tc>
+          <w:tcPr>
+            <w:tcW w:type="dxa" w:w="2700"/>
             <w:shd w:fill="F1F4F5" w:color="auto" w:val="clear"/>
             <w:tcMar>
               <w:top w:type="dxa" w:w="58"/>
@@ -530,13 +531,13 @@
                 <w:sz w:val="16"/>
                 <w:szCs w:val="16"/>
               </w:rPr>
-              <w:t xml:space="preserve">PRICE</w:t>
-            </w:r>
-          </w:p>
-        </w:tc>
-        <w:tc>
-          <w:tcPr>
-            <w:tcW w:type="dxa" w:w="5200"/>
+              <w:t xml:space="preserve">FIXED PRICE</w:t>
+            </w:r>
+          </w:p>
+        </w:tc>
+        <w:tc>
+          <w:tcPr>
+            <w:tcW w:type="dxa" w:w="2200"/>
             <w:shd w:fill="F1F4F5" w:color="auto" w:val="clear"/>
             <w:tcMar>
               <w:top w:type="dxa" w:w="58"/>
@@ -557,7 +558,34 @@
                 <w:sz w:val="16"/>
                 <w:szCs w:val="16"/>
               </w:rPr>
-              <w:t xml:space="preserve">NOTE</w:t>
+              <w:t xml:space="preserve">PER PRODUCT</w:t>
+            </w:r>
+          </w:p>
+        </w:tc>
+        <w:tc>
+          <w:tcPr>
+            <w:tcW w:type="dxa" w:w="2500"/>
+            <w:shd w:fill="F1F4F5" w:color="auto" w:val="clear"/>
+            <w:tcMar>
+              <w:top w:type="dxa" w:w="58"/>
+              <w:left w:type="dxa" w:w="110"/>
+              <w:bottom w:type="dxa" w:w="58"/>
+              <w:right w:type="dxa" w:w="110"/>
+            </w:tcMar>
+          </w:tcPr>
+          <w:p>
+            <w:pPr>
+              <w:spacing w:after="0" w:line="240"/>
+            </w:pPr>
+            <w:r>
+              <w:rPr>
+                <w:b/>
+                <w:bCs/>
+                <w:color w:val="1F4E5F"/>
+                <w:sz w:val="16"/>
+                <w:szCs w:val="16"/>
+              </w:rPr>
+              <w:t xml:space="preserve">ADD-ONS</w:t>
             </w:r>
           </w:p>
         </w:tc>
@@ -565,7 +593,7 @@
       <w:tr>
         <w:tc>
           <w:tcPr>
-            <w:tcW w:type="dxa" w:w="3200"/>
+            <w:tcW w:type="dxa" w:w="3400"/>
             <w:tcMar>
               <w:top w:type="dxa" w:w="58"/>
               <w:left w:type="dxa" w:w="110"/>
@@ -585,13 +613,13 @@
                 <w:sz w:val="17"/>
                 <w:szCs w:val="17"/>
               </w:rPr>
-              <w:t xml:space="preserve">Starter — 500 products/mo</w:t>
-            </w:r>
-          </w:p>
-        </w:tc>
-        <w:tc>
-          <w:tcPr>
-            <w:tcW w:type="dxa" w:w="2400"/>
+              <w:t xml:space="preserve">50 products — the sample</w:t>
+            </w:r>
+          </w:p>
+        </w:tc>
+        <w:tc>
+          <w:tcPr>
+            <w:tcW w:type="dxa" w:w="2700"/>
             <w:tcMar>
               <w:top w:type="dxa" w:w="58"/>
               <w:left w:type="dxa" w:w="110"/>
@@ -611,13 +639,13 @@
                 <w:sz w:val="17"/>
                 <w:szCs w:val="17"/>
               </w:rPr>
-              <w:t xml:space="preserve">$999 / month</w:t>
-            </w:r>
-          </w:p>
-        </w:tc>
-        <w:tc>
-          <w:tcPr>
-            <w:tcW w:type="dxa" w:w="5200"/>
+              <w:t xml:space="preserve">$149</w:t>
+            </w:r>
+          </w:p>
+        </w:tc>
+        <w:tc>
+          <w:tcPr>
+            <w:tcW w:type="dxa" w:w="2200"/>
             <w:tcMar>
               <w:top w:type="dxa" w:w="58"/>
               <w:left w:type="dxa" w:w="110"/>
@@ -637,7 +665,33 @@
                 <w:sz w:val="17"/>
                 <w:szCs w:val="17"/>
               </w:rPr>
-              <w:t xml:space="preserve">The entry offer. Cancel any time.</w:t>
+              <w:t xml:space="preserve">$2,98</w:t>
+            </w:r>
+          </w:p>
+        </w:tc>
+        <w:tc>
+          <w:tcPr>
+            <w:tcW w:type="dxa" w:w="2500"/>
+            <w:tcMar>
+              <w:top w:type="dxa" w:w="58"/>
+              <w:left w:type="dxa" w:w="110"/>
+              <w:bottom w:type="dxa" w:w="58"/>
+              <w:right w:type="dxa" w:w="110"/>
+            </w:tcMar>
+          </w:tcPr>
+          <w:p>
+            <w:pPr>
+              <w:spacing w:after="0" w:line="240"/>
+            </w:pPr>
+            <w:r>
+              <w:rPr>
+                <w:b w:val="false"/>
+                <w:bCs w:val="false"/>
+                <w:color w:val="5A5A5A"/>
+                <w:sz w:val="17"/>
+                <w:szCs w:val="17"/>
+              </w:rPr>
+              <w:t xml:space="preserve">Extra channel  +25%</w:t>
             </w:r>
           </w:p>
         </w:tc>
@@ -645,7 +699,7 @@
       <w:tr>
         <w:tc>
           <w:tcPr>
-            <w:tcW w:type="dxa" w:w="3200"/>
+            <w:tcW w:type="dxa" w:w="3400"/>
             <w:tcMar>
               <w:top w:type="dxa" w:w="58"/>
               <w:left w:type="dxa" w:w="110"/>
@@ -665,13 +719,13 @@
                 <w:sz w:val="17"/>
                 <w:szCs w:val="17"/>
               </w:rPr>
-              <w:t xml:space="preserve">Growth — 1.500 products/mo</w:t>
-            </w:r>
-          </w:p>
-        </w:tc>
-        <w:tc>
-          <w:tcPr>
-            <w:tcW w:type="dxa" w:w="2400"/>
+              <w:t xml:space="preserve">250 products</w:t>
+            </w:r>
+          </w:p>
+        </w:tc>
+        <w:tc>
+          <w:tcPr>
+            <w:tcW w:type="dxa" w:w="2700"/>
             <w:tcMar>
               <w:top w:type="dxa" w:w="58"/>
               <w:left w:type="dxa" w:w="110"/>
@@ -691,13 +745,13 @@
                 <w:sz w:val="17"/>
                 <w:szCs w:val="17"/>
               </w:rPr>
-              <w:t xml:space="preserve">$2.499 / month</w:t>
-            </w:r>
-          </w:p>
-        </w:tc>
-        <w:tc>
-          <w:tcPr>
-            <w:tcW w:type="dxa" w:w="5200"/>
+              <w:t xml:space="preserve">$549</w:t>
+            </w:r>
+          </w:p>
+        </w:tc>
+        <w:tc>
+          <w:tcPr>
+            <w:tcW w:type="dxa" w:w="2200"/>
             <w:tcMar>
               <w:top w:type="dxa" w:w="58"/>
               <w:left w:type="dxa" w:w="110"/>
@@ -717,7 +771,33 @@
                 <w:sz w:val="17"/>
                 <w:szCs w:val="17"/>
               </w:rPr>
-              <w:t xml:space="preserve">Same pipeline, three times the volume.</w:t>
+              <w:t xml:space="preserve">$2,20</w:t>
+            </w:r>
+          </w:p>
+        </w:tc>
+        <w:tc>
+          <w:tcPr>
+            <w:tcW w:type="dxa" w:w="2500"/>
+            <w:tcMar>
+              <w:top w:type="dxa" w:w="58"/>
+              <w:left w:type="dxa" w:w="110"/>
+              <w:bottom w:type="dxa" w:w="58"/>
+              <w:right w:type="dxa" w:w="110"/>
+            </w:tcMar>
+          </w:tcPr>
+          <w:p>
+            <w:pPr>
+              <w:spacing w:after="0" w:line="240"/>
+            </w:pPr>
+            <w:r>
+              <w:rPr>
+                <w:b w:val="false"/>
+                <w:bCs w:val="false"/>
+                <w:color w:val="5A5A5A"/>
+                <w:sz w:val="17"/>
+                <w:szCs w:val="17"/>
+              </w:rPr>
+              <w:t xml:space="preserve">Extra language  +40%</w:t>
             </w:r>
           </w:p>
         </w:tc>
@@ -725,7 +805,7 @@
       <w:tr>
         <w:tc>
           <w:tcPr>
-            <w:tcW w:type="dxa" w:w="3200"/>
+            <w:tcW w:type="dxa" w:w="3400"/>
             <w:tcMar>
               <w:top w:type="dxa" w:w="58"/>
               <w:left w:type="dxa" w:w="110"/>
@@ -745,13 +825,13 @@
                 <w:sz w:val="17"/>
                 <w:szCs w:val="17"/>
               </w:rPr>
-              <w:t xml:space="preserve">Scale — 5.000 products/mo</w:t>
-            </w:r>
-          </w:p>
-        </w:tc>
-        <w:tc>
-          <w:tcPr>
-            <w:tcW w:type="dxa" w:w="2400"/>
+              <w:t xml:space="preserve">500 products</w:t>
+            </w:r>
+          </w:p>
+        </w:tc>
+        <w:tc>
+          <w:tcPr>
+            <w:tcW w:type="dxa" w:w="2700"/>
             <w:tcMar>
               <w:top w:type="dxa" w:w="58"/>
               <w:left w:type="dxa" w:w="110"/>
@@ -771,13 +851,13 @@
                 <w:sz w:val="17"/>
                 <w:szCs w:val="17"/>
               </w:rPr>
-              <w:t xml:space="preserve">$5.999 / month</w:t>
-            </w:r>
-          </w:p>
-        </w:tc>
-        <w:tc>
-          <w:tcPr>
-            <w:tcW w:type="dxa" w:w="5200"/>
+              <w:t xml:space="preserve">$899</w:t>
+            </w:r>
+          </w:p>
+        </w:tc>
+        <w:tc>
+          <w:tcPr>
+            <w:tcW w:type="dxa" w:w="2200"/>
             <w:tcMar>
               <w:top w:type="dxa" w:w="58"/>
               <w:left w:type="dxa" w:w="110"/>
@@ -797,7 +877,33 @@
                 <w:sz w:val="17"/>
                 <w:szCs w:val="17"/>
               </w:rPr>
-              <w:t xml:space="preserve">For distributors and large brands.</w:t>
+              <w:t xml:space="preserve">$1,80</w:t>
+            </w:r>
+          </w:p>
+        </w:tc>
+        <w:tc>
+          <w:tcPr>
+            <w:tcW w:type="dxa" w:w="2500"/>
+            <w:tcMar>
+              <w:top w:type="dxa" w:w="58"/>
+              <w:left w:type="dxa" w:w="110"/>
+              <w:bottom w:type="dxa" w:w="58"/>
+              <w:right w:type="dxa" w:w="110"/>
+            </w:tcMar>
+          </w:tcPr>
+          <w:p>
+            <w:pPr>
+              <w:spacing w:after="0" w:line="240"/>
+            </w:pPr>
+            <w:r>
+              <w:rPr>
+                <w:b w:val="false"/>
+                <w:bCs w:val="false"/>
+                <w:color w:val="5A5A5A"/>
+                <w:sz w:val="17"/>
+                <w:szCs w:val="17"/>
+              </w:rPr>
+              <w:t xml:space="preserve">24-hour rush  +50%</w:t>
             </w:r>
           </w:p>
         </w:tc>
@@ -805,7 +911,7 @@
       <w:tr>
         <w:tc>
           <w:tcPr>
-            <w:tcW w:type="dxa" w:w="3200"/>
+            <w:tcW w:type="dxa" w:w="3400"/>
             <w:tcMar>
               <w:top w:type="dxa" w:w="58"/>
               <w:left w:type="dxa" w:w="110"/>
@@ -825,13 +931,13 @@
                 <w:sz w:val="17"/>
                 <w:szCs w:val="17"/>
               </w:rPr>
-              <w:t xml:space="preserve">Backfill (one-off project)</w:t>
-            </w:r>
-          </w:p>
-        </w:tc>
-        <w:tc>
-          <w:tcPr>
-            <w:tcW w:type="dxa" w:w="2400"/>
+              <w:t xml:space="preserve">1.000 products</w:t>
+            </w:r>
+          </w:p>
+        </w:tc>
+        <w:tc>
+          <w:tcPr>
+            <w:tcW w:type="dxa" w:w="2700"/>
             <w:tcMar>
               <w:top w:type="dxa" w:w="58"/>
               <w:left w:type="dxa" w:w="110"/>
@@ -851,13 +957,13 @@
                 <w:sz w:val="17"/>
                 <w:szCs w:val="17"/>
               </w:rPr>
-              <w:t xml:space="preserve">$0,40–1,00 / product</w:t>
-            </w:r>
-          </w:p>
-        </w:tc>
-        <w:tc>
-          <w:tcPr>
-            <w:tcW w:type="dxa" w:w="5200"/>
+              <w:t xml:space="preserve">$1.549</w:t>
+            </w:r>
+          </w:p>
+        </w:tc>
+        <w:tc>
+          <w:tcPr>
+            <w:tcW w:type="dxa" w:w="2200"/>
             <w:tcMar>
               <w:top w:type="dxa" w:w="58"/>
               <w:left w:type="dxa" w:w="110"/>
@@ -877,7 +983,33 @@
                 <w:sz w:val="17"/>
                 <w:szCs w:val="17"/>
               </w:rPr>
-              <w:t xml:space="preserve">Their existing catalogue, all at once. Typically $8.000–20.000.</w:t>
+              <w:t xml:space="preserve">$1,55</w:t>
+            </w:r>
+          </w:p>
+        </w:tc>
+        <w:tc>
+          <w:tcPr>
+            <w:tcW w:type="dxa" w:w="2500"/>
+            <w:tcMar>
+              <w:top w:type="dxa" w:w="58"/>
+              <w:left w:type="dxa" w:w="110"/>
+              <w:bottom w:type="dxa" w:w="58"/>
+              <w:right w:type="dxa" w:w="110"/>
+            </w:tcMar>
+          </w:tcPr>
+          <w:p>
+            <w:pPr>
+              <w:spacing w:after="0" w:line="240"/>
+            </w:pPr>
+            <w:r>
+              <w:rPr>
+                <w:b w:val="false"/>
+                <w:bCs w:val="false"/>
+                <w:color w:val="5A5A5A"/>
+                <w:sz w:val="17"/>
+                <w:szCs w:val="17"/>
+              </w:rPr>
+              <w:t xml:space="preserve">Photo/PDF source  +30%</w:t>
             </w:r>
           </w:p>
         </w:tc>
@@ -885,7 +1017,7 @@
       <w:tr>
         <w:tc>
           <w:tcPr>
-            <w:tcW w:type="dxa" w:w="3200"/>
+            <w:tcW w:type="dxa" w:w="3400"/>
             <w:tcMar>
               <w:top w:type="dxa" w:w="58"/>
               <w:left w:type="dxa" w:w="110"/>
@@ -905,13 +1037,13 @@
                 <w:sz w:val="17"/>
                 <w:szCs w:val="17"/>
               </w:rPr>
-              <w:t xml:space="preserve">Extra sales channel</w:t>
-            </w:r>
-          </w:p>
-        </w:tc>
-        <w:tc>
-          <w:tcPr>
-            <w:tcW w:type="dxa" w:w="2400"/>
+              <w:t xml:space="preserve">2.500 products</w:t>
+            </w:r>
+          </w:p>
+        </w:tc>
+        <w:tc>
+          <w:tcPr>
+            <w:tcW w:type="dxa" w:w="2700"/>
             <w:tcMar>
               <w:top w:type="dxa" w:w="58"/>
               <w:left w:type="dxa" w:w="110"/>
@@ -931,13 +1063,13 @@
                 <w:sz w:val="17"/>
                 <w:szCs w:val="17"/>
               </w:rPr>
-              <w:t xml:space="preserve">+$400–800 / month</w:t>
-            </w:r>
-          </w:p>
-        </w:tc>
-        <w:tc>
-          <w:tcPr>
-            <w:tcW w:type="dxa" w:w="5200"/>
+              <w:t xml:space="preserve">$2.999</w:t>
+            </w:r>
+          </w:p>
+        </w:tc>
+        <w:tc>
+          <w:tcPr>
+            <w:tcW w:type="dxa" w:w="2200"/>
             <w:tcMar>
               <w:top w:type="dxa" w:w="58"/>
               <w:left w:type="dxa" w:w="110"/>
@@ -957,7 +1089,33 @@
                 <w:sz w:val="17"/>
                 <w:szCs w:val="17"/>
               </w:rPr>
-              <w:t xml:space="preserve">Same content, re-emitted for another platform.</w:t>
+              <w:t xml:space="preserve">$1,20</w:t>
+            </w:r>
+          </w:p>
+        </w:tc>
+        <w:tc>
+          <w:tcPr>
+            <w:tcW w:type="dxa" w:w="2500"/>
+            <w:tcMar>
+              <w:top w:type="dxa" w:w="58"/>
+              <w:left w:type="dxa" w:w="110"/>
+              <w:bottom w:type="dxa" w:w="58"/>
+              <w:right w:type="dxa" w:w="110"/>
+            </w:tcMar>
+          </w:tcPr>
+          <w:p>
+            <w:pPr>
+              <w:spacing w:after="0" w:line="240"/>
+            </w:pPr>
+            <w:r>
+              <w:rPr>
+                <w:b w:val="false"/>
+                <w:bCs w:val="false"/>
+                <w:color w:val="1A1A1A"/>
+                <w:sz w:val="17"/>
+                <w:szCs w:val="17"/>
+              </w:rPr>
+              <w:t xml:space="preserve"/>
             </w:r>
           </w:p>
         </w:tc>
@@ -965,7 +1123,7 @@
       <w:tr>
         <w:tc>
           <w:tcPr>
-            <w:tcW w:type="dxa" w:w="3200"/>
+            <w:tcW w:type="dxa" w:w="3400"/>
             <w:tcMar>
               <w:top w:type="dxa" w:w="58"/>
               <w:left w:type="dxa" w:w="110"/>
@@ -985,13 +1143,13 @@
                 <w:sz w:val="17"/>
                 <w:szCs w:val="17"/>
               </w:rPr>
-              <w:t xml:space="preserve">Extra language</w:t>
-            </w:r>
-          </w:p>
-        </w:tc>
-        <w:tc>
-          <w:tcPr>
-            <w:tcW w:type="dxa" w:w="2400"/>
+              <w:t xml:space="preserve">5.000 products</w:t>
+            </w:r>
+          </w:p>
+        </w:tc>
+        <w:tc>
+          <w:tcPr>
+            <w:tcW w:type="dxa" w:w="2700"/>
             <w:tcMar>
               <w:top w:type="dxa" w:w="58"/>
               <w:left w:type="dxa" w:w="110"/>
@@ -1011,13 +1169,13 @@
                 <w:sz w:val="17"/>
                 <w:szCs w:val="17"/>
               </w:rPr>
-              <w:t xml:space="preserve">+$500–1.000 / month</w:t>
-            </w:r>
-          </w:p>
-        </w:tc>
-        <w:tc>
-          <w:tcPr>
-            <w:tcW w:type="dxa" w:w="5200"/>
+              <w:t xml:space="preserve">$4.999</w:t>
+            </w:r>
+          </w:p>
+        </w:tc>
+        <w:tc>
+          <w:tcPr>
+            <w:tcW w:type="dxa" w:w="2200"/>
             <w:tcMar>
               <w:top w:type="dxa" w:w="58"/>
               <w:left w:type="dxa" w:w="110"/>
@@ -1037,7 +1195,139 @@
                 <w:sz w:val="17"/>
                 <w:szCs w:val="17"/>
               </w:rPr>
-              <w:t xml:space="preserve">Highest margin line — the content already exists.</w:t>
+              <w:t xml:space="preserve">$1,00</w:t>
+            </w:r>
+          </w:p>
+        </w:tc>
+        <w:tc>
+          <w:tcPr>
+            <w:tcW w:type="dxa" w:w="2500"/>
+            <w:tcMar>
+              <w:top w:type="dxa" w:w="58"/>
+              <w:left w:type="dxa" w:w="110"/>
+              <w:bottom w:type="dxa" w:w="58"/>
+              <w:right w:type="dxa" w:w="110"/>
+            </w:tcMar>
+          </w:tcPr>
+          <w:p>
+            <w:pPr>
+              <w:spacing w:after="0" w:line="240"/>
+            </w:pPr>
+            <w:r>
+              <w:rPr>
+                <w:b w:val="false"/>
+                <w:bCs w:val="false"/>
+                <w:color w:val="1A1A1A"/>
+                <w:sz w:val="17"/>
+                <w:szCs w:val="17"/>
+              </w:rPr>
+              <w:t xml:space="preserve"/>
+            </w:r>
+          </w:p>
+        </w:tc>
+      </w:tr>
+      <w:tr>
+        <w:tc>
+          <w:tcPr>
+            <w:tcW w:type="dxa" w:w="3400"/>
+            <w:tcMar>
+              <w:top w:type="dxa" w:w="58"/>
+              <w:left w:type="dxa" w:w="110"/>
+              <w:bottom w:type="dxa" w:w="58"/>
+              <w:right w:type="dxa" w:w="110"/>
+            </w:tcMar>
+          </w:tcPr>
+          <w:p>
+            <w:pPr>
+              <w:spacing w:after="0" w:line="240"/>
+            </w:pPr>
+            <w:r>
+              <w:rPr>
+                <w:b w:val="false"/>
+                <w:bCs w:val="false"/>
+                <w:color w:val="1A1A1A"/>
+                <w:sz w:val="17"/>
+                <w:szCs w:val="17"/>
+              </w:rPr>
+              <w:t xml:space="preserve">10.000+ products</w:t>
+            </w:r>
+          </w:p>
+        </w:tc>
+        <w:tc>
+          <w:tcPr>
+            <w:tcW w:type="dxa" w:w="2700"/>
+            <w:tcMar>
+              <w:top w:type="dxa" w:w="58"/>
+              <w:left w:type="dxa" w:w="110"/>
+              <w:bottom w:type="dxa" w:w="58"/>
+              <w:right w:type="dxa" w:w="110"/>
+            </w:tcMar>
+          </w:tcPr>
+          <w:p>
+            <w:pPr>
+              <w:spacing w:after="0" w:line="240"/>
+            </w:pPr>
+            <w:r>
+              <w:rPr>
+                <w:b/>
+                <w:bCs/>
+                <w:color w:val="1A1A1A"/>
+                <w:sz w:val="17"/>
+                <w:szCs w:val="17"/>
+              </w:rPr>
+              <w:t xml:space="preserve">$0,80 / product</w:t>
+            </w:r>
+          </w:p>
+        </w:tc>
+        <w:tc>
+          <w:tcPr>
+            <w:tcW w:type="dxa" w:w="2200"/>
+            <w:tcMar>
+              <w:top w:type="dxa" w:w="58"/>
+              <w:left w:type="dxa" w:w="110"/>
+              <w:bottom w:type="dxa" w:w="58"/>
+              <w:right w:type="dxa" w:w="110"/>
+            </w:tcMar>
+          </w:tcPr>
+          <w:p>
+            <w:pPr>
+              <w:spacing w:after="0" w:line="240"/>
+            </w:pPr>
+            <w:r>
+              <w:rPr>
+                <w:b w:val="false"/>
+                <w:bCs w:val="false"/>
+                <w:color w:val="5A5A5A"/>
+                <w:sz w:val="17"/>
+                <w:szCs w:val="17"/>
+              </w:rPr>
+              <w:t xml:space="preserve">25.000+: $0,65</w:t>
+            </w:r>
+          </w:p>
+        </w:tc>
+        <w:tc>
+          <w:tcPr>
+            <w:tcW w:type="dxa" w:w="2500"/>
+            <w:tcMar>
+              <w:top w:type="dxa" w:w="58"/>
+              <w:left w:type="dxa" w:w="110"/>
+              <w:bottom w:type="dxa" w:w="58"/>
+              <w:right w:type="dxa" w:w="110"/>
+            </w:tcMar>
+          </w:tcPr>
+          <w:p>
+            <w:pPr>
+              <w:spacing w:after="0" w:line="240"/>
+            </w:pPr>
+            <w:r>
+              <w:rPr>
+                <w:b w:val="false"/>
+                <w:bCs w:val="false"/>
+                <w:color w:val="1A1A1A"/>
+                <w:sz w:val="17"/>
+                <w:szCs w:val="17"/>
+              </w:rPr>
+              <w:t xml:space="preserve"/>
             </w:r>
           </w:p>
         </w:tc>
@@ -1049,13 +1339,23 @@
       </w:pPr>
       <w:r>
         <w:rPr>
-          <w:i w:val="false"/>
-          <w:iCs w:val="false"/>
-          <w:color w:val="1A1A1A"/>
-          <w:sz w:val="18"/>
-          <w:szCs w:val="18"/>
-        </w:rPr>
-        <w:t xml:space="preserve"/>
+          <w:b/>
+          <w:bCs/>
+          <w:color w:val="1A1A1A"/>
+          <w:sz w:val="17"/>
+          <w:szCs w:val="17"/>
+        </w:rPr>
+        <w:t xml:space="preserve">Optional after the first job — the keep-up plan: </w:t>
+      </w:r>
+      <w:r>
+        <w:rPr>
+          <w:b w:val="false"/>
+          <w:bCs w:val="false"/>
+          <w:color w:val="1A1A1A"/>
+          <w:sz w:val="17"/>
+          <w:szCs w:val="17"/>
+        </w:rPr>
+        <w:t xml:space="preserve">new products kept current as they arrive, from $1.500 a month, cancel any time.</w:t>
       </w:r>
     </w:p>
     <w:p>
@@ -1071,7 +1371,7 @@
           <w:sz w:val="19"/>
           <w:szCs w:val="19"/>
         </w:rPr>
-        <w:t xml:space="preserve">THE NUMBERS</w:t>
+        <w:t xml:space="preserve">WHY THE PRICE IS RIGHT</w:t>
       </w:r>
     </w:p>
     <w:p>
@@ -1086,17 +1386,17 @@
           <w:sz w:val="18"/>
           <w:szCs w:val="18"/>
         </w:rPr>
-        <w:t xml:space="preserve">About </w:t>
-      </w:r>
-      <w:r>
-        <w:rPr>
-          <w:b/>
-          <w:bCs/>
-          <w:color w:val="1A1A1A"/>
-          <w:sz w:val="18"/>
-          <w:szCs w:val="18"/>
-        </w:rPr>
-        <w:t xml:space="preserve">$920 of margin per client per month</w:t>
+        <w:t xml:space="preserve">A copywriter writes but does not structure — </w:t>
+      </w:r>
+      <w:r>
+        <w:rPr>
+          <w:b/>
+          <w:bCs/>
+          <w:color w:val="1A1A1A"/>
+          <w:sz w:val="18"/>
+          <w:szCs w:val="18"/>
+        </w:rPr>
+        <w:t xml:space="preserve">$3 to $18 per product</w:t>
       </w:r>
       <w:r>
         <w:rPr>
@@ -1106,17 +1406,17 @@
           <w:sz w:val="18"/>
           <w:szCs w:val="18"/>
         </w:rPr>
-        <w:t xml:space="preserve"> at the entry tier, and </w:t>
-      </w:r>
-      <w:r>
-        <w:rPr>
-          <w:b/>
-          <w:bCs/>
-          <w:color w:val="1A1A1A"/>
-          <w:sz w:val="18"/>
-          <w:szCs w:val="18"/>
-        </w:rPr>
-        <w:t xml:space="preserve">1–3 hours of work per client per month</w:t>
+        <w:t xml:space="preserve">. A data-entry vendor structures but does not write — </w:t>
+      </w:r>
+      <w:r>
+        <w:rPr>
+          <w:b/>
+          <w:bCs/>
+          <w:color w:val="1A1A1A"/>
+          <w:sz w:val="18"/>
+          <w:szCs w:val="18"/>
+        </w:rPr>
+        <w:t xml:space="preserve">$0,40 to $1,50</w:t>
       </w:r>
       <w:r>
         <w:rPr>
@@ -1126,17 +1426,17 @@
           <w:sz w:val="18"/>
           <w:szCs w:val="18"/>
         </w:rPr>
-        <w:t xml:space="preserve"> once the pipeline is built. </w:t>
-      </w:r>
-      <w:r>
-        <w:rPr>
-          <w:b/>
-          <w:bCs/>
-          <w:color w:val="1A1A1A"/>
-          <w:sz w:val="18"/>
-          <w:szCs w:val="18"/>
-        </w:rPr>
-        <w:t xml:space="preserve">Seven entry clients — or three Growth clients — reach the target.</w:t>
+        <w:t xml:space="preserve">. We do both, in one pass, in 48 hours. An in-house product data specialist costs </w:t>
+      </w:r>
+      <w:r>
+        <w:rPr>
+          <w:b/>
+          <w:bCs/>
+          <w:color w:val="1A1A1A"/>
+          <w:sz w:val="18"/>
+          <w:szCs w:val="18"/>
+        </w:rPr>
+        <w:t xml:space="preserve">$38–45k a year</w:t>
       </w:r>
       <w:r>
         <w:rPr>
@@ -1146,7 +1446,7 @@
           <w:sz w:val="18"/>
           <w:szCs w:val="18"/>
         </w:rPr>
-        <w:t xml:space="preserve"> One client can go from $999 to $3.000–5.000 a month, plus a five-figure backfill, without a single new customer.</w:t>
+        <w:t xml:space="preserve"> and still writes nothing.</w:t>
       </w:r>
     </w:p>
     <w:p>
@@ -1162,32 +1462,13 @@
           <w:sz w:val="19"/>
           <w:szCs w:val="19"/>
         </w:rPr>
-        <w:t xml:space="preserve">HOW IT GROWS</w:t>
+        <w:t xml:space="preserve">THE NUMBERS</w:t>
       </w:r>
     </w:p>
     <w:p>
       <w:pPr>
         <w:spacing w:after="40" w:line="240"/>
-        <w:ind w:left="200" w:hanging="200"/>
-      </w:pPr>
-      <w:r>
-        <w:rPr>
-          <w:color w:val="1F4E5F"/>
-          <w:sz w:val="18"/>
-          <w:szCs w:val="18"/>
-        </w:rPr>
-        <w:t xml:space="preserve">— </w:t>
-      </w:r>
-      <w:r>
-        <w:rPr>
-          <w:b/>
-          <w:bCs/>
-          <w:color w:val="1A1A1A"/>
-          <w:sz w:val="18"/>
-          <w:szCs w:val="18"/>
-        </w:rPr>
-        <w:t xml:space="preserve">Depth first. </w:t>
-      </w:r>
+      </w:pPr>
       <w:r>
         <w:rPr>
           <w:b w:val="false"/>
@@ -1196,31 +1477,17 @@
           <w:sz w:val="18"/>
           <w:szCs w:val="18"/>
         </w:rPr>
-        <w:t xml:space="preserve">Volume tiers, extra channels, extra languages, and the one-off backfill project.</w:t>
-      </w:r>
-    </w:p>
-    <w:p>
-      <w:pPr>
-        <w:spacing w:after="40" w:line="240"/>
-        <w:ind w:left="200" w:hanging="200"/>
-      </w:pPr>
-      <w:r>
-        <w:rPr>
-          <w:color w:val="1F4E5F"/>
-          <w:sz w:val="18"/>
-          <w:szCs w:val="18"/>
-        </w:rPr>
-        <w:t xml:space="preserve">— </w:t>
-      </w:r>
-      <w:r>
-        <w:rPr>
-          <w:b/>
-          <w:bCs/>
-          <w:color w:val="1A1A1A"/>
-          <w:sz w:val="18"/>
-          <w:szCs w:val="18"/>
-        </w:rPr>
-        <w:t xml:space="preserve">Then more of the same shape: </w:t>
+        <w:t xml:space="preserve">A 500-product job nets about </w:t>
+      </w:r>
+      <w:r>
+        <w:rPr>
+          <w:b/>
+          <w:bCs/>
+          <w:color w:val="1A1A1A"/>
+          <w:sz w:val="18"/>
+          <w:szCs w:val="18"/>
+        </w:rPr>
+        <w:t xml:space="preserve">$865 for two hours of work</w:t>
       </w:r>
       <w:r>
         <w:rPr>
@@ -1230,31 +1497,17 @@
           <w:sz w:val="18"/>
           <w:szCs w:val="18"/>
         </w:rPr>
-        <w:t xml:space="preserve">category page copy, buying guides, product Q&amp;A, review analysis — sold to clients who already pay.</w:t>
-      </w:r>
-    </w:p>
-    <w:p>
-      <w:pPr>
-        <w:spacing w:after="40" w:line="240"/>
-        <w:ind w:left="200" w:hanging="200"/>
-      </w:pPr>
-      <w:r>
-        <w:rPr>
-          <w:color w:val="1F4E5F"/>
-          <w:sz w:val="18"/>
-          <w:szCs w:val="18"/>
-        </w:rPr>
-        <w:t xml:space="preserve">— </w:t>
-      </w:r>
-      <w:r>
-        <w:rPr>
-          <w:b/>
-          <w:bCs/>
-          <w:color w:val="1A1A1A"/>
-          <w:sz w:val="18"/>
-          <w:szCs w:val="18"/>
-        </w:rPr>
-        <w:t xml:space="preserve">Then bigger buyers: </w:t>
+        <w:t xml:space="preserve">; a 5.000-product job nets about </w:t>
+      </w:r>
+      <w:r>
+        <w:rPr>
+          <w:b/>
+          <w:bCs/>
+          <w:color w:val="1A1A1A"/>
+          <w:sz w:val="18"/>
+          <w:szCs w:val="18"/>
+        </w:rPr>
+        <w:t xml:space="preserve">$4.650 for five</w:t>
       </w:r>
       <w:r>
         <w:rPr>
@@ -1264,31 +1517,17 @@
           <w:sz w:val="18"/>
           <w:szCs w:val="18"/>
         </w:rPr>
-        <w:t xml:space="preserve">brands, distributors, and agencies who resell it across twenty catalogues at once.</w:t>
-      </w:r>
-    </w:p>
-    <w:p>
-      <w:pPr>
-        <w:spacing w:after="40" w:line="240"/>
-        <w:ind w:left="200" w:hanging="200"/>
-      </w:pPr>
-      <w:r>
-        <w:rPr>
-          <w:color w:val="1F4E5F"/>
-          <w:sz w:val="18"/>
-          <w:szCs w:val="18"/>
-        </w:rPr>
-        <w:t xml:space="preserve">— </w:t>
-      </w:r>
-      <w:r>
-        <w:rPr>
-          <w:b/>
-          <w:bCs/>
-          <w:color w:val="1A1A1A"/>
-          <w:sz w:val="18"/>
-          <w:szCs w:val="18"/>
-        </w:rPr>
-        <w:t xml:space="preserve">Then it becomes a product. </w:t>
+        <w:t xml:space="preserve">. Seven 500-product jobs, or four at 1.000, or two at 2.500 — </w:t>
+      </w:r>
+      <w:r>
+        <w:rPr>
+          <w:b/>
+          <w:bCs/>
+          <w:color w:val="1A1A1A"/>
+          <w:sz w:val="18"/>
+          <w:szCs w:val="18"/>
+        </w:rPr>
+        <w:t xml:space="preserve">or a single 5.000-product catalogue — cover a strong month.</w:t>
       </w:r>
       <w:r>
         <w:rPr>
@@ -1298,7 +1537,7 @@
           <w:sz w:val="18"/>
           <w:szCs w:val="18"/>
         </w:rPr>
-        <w:t xml:space="preserve">Upload, pay per product, download, no human involved. That is where the ceiling disappears — and it is only possible because the service earned the rules first.</w:t>
+        <w:t xml:space="preserve"> Ten to fourteen hours of work.</w:t>
       </w:r>
     </w:p>
     <w:p>
@@ -1314,13 +1553,32 @@
           <w:sz w:val="19"/>
           <w:szCs w:val="19"/>
         </w:rPr>
-        <w:t xml:space="preserve">THE FIRST TEST — TWO WEEKS, UNDER $100</w:t>
-      </w:r>
-    </w:p>
-    <w:p>
-      <w:pPr>
-        <w:spacing w:after="30" w:line="240"/>
-      </w:pPr>
+        <w:t xml:space="preserve">HOW IT GROWS</w:t>
+      </w:r>
+    </w:p>
+    <w:p>
+      <w:pPr>
+        <w:spacing w:after="40" w:line="240"/>
+        <w:ind w:left="200" w:hanging="200"/>
+      </w:pPr>
+      <w:r>
+        <w:rPr>
+          <w:color w:val="1F4E5F"/>
+          <w:sz w:val="18"/>
+          <w:szCs w:val="18"/>
+        </w:rPr>
+        <w:t xml:space="preserve">— </w:t>
+      </w:r>
+      <w:r>
+        <w:rPr>
+          <w:b/>
+          <w:bCs/>
+          <w:color w:val="1A1A1A"/>
+          <w:sz w:val="18"/>
+          <w:szCs w:val="18"/>
+        </w:rPr>
+        <w:t xml:space="preserve">Depth first. </w:t>
+      </w:r>
       <w:r>
         <w:rPr>
           <w:b w:val="false"/>
@@ -1329,6 +1587,105 @@
           <w:sz w:val="18"/>
           <w:szCs w:val="18"/>
         </w:rPr>
+        <w:t xml:space="preserve">Volume tiers, extra channels, extra languages, and the one-off backfill project.</w:t>
+      </w:r>
+    </w:p>
+    <w:p>
+      <w:pPr>
+        <w:spacing w:after="40" w:line="240"/>
+        <w:ind w:left="200" w:hanging="200"/>
+      </w:pPr>
+      <w:r>
+        <w:rPr>
+          <w:color w:val="1F4E5F"/>
+          <w:sz w:val="18"/>
+          <w:szCs w:val="18"/>
+        </w:rPr>
+        <w:t xml:space="preserve">— </w:t>
+      </w:r>
+      <w:r>
+        <w:rPr>
+          <w:b/>
+          <w:bCs/>
+          <w:color w:val="1A1A1A"/>
+          <w:sz w:val="18"/>
+          <w:szCs w:val="18"/>
+        </w:rPr>
+        <w:t xml:space="preserve">Then bigger buyers and more of the same shape: </w:t>
+      </w:r>
+      <w:r>
+        <w:rPr>
+          <w:b w:val="false"/>
+          <w:bCs w:val="false"/>
+          <w:color w:val="1A1A1A"/>
+          <w:sz w:val="18"/>
+          <w:szCs w:val="18"/>
+        </w:rPr>
+        <w:t xml:space="preserve">brands, distributors, agencies reselling it across twenty catalogues — plus category page copy, buying guides and review analysis, sold to clients who already pay.</w:t>
+      </w:r>
+    </w:p>
+    <w:p>
+      <w:pPr>
+        <w:spacing w:after="40" w:line="240"/>
+        <w:ind w:left="200" w:hanging="200"/>
+      </w:pPr>
+      <w:r>
+        <w:rPr>
+          <w:color w:val="1F4E5F"/>
+          <w:sz w:val="18"/>
+          <w:szCs w:val="18"/>
+        </w:rPr>
+        <w:t xml:space="preserve">— </w:t>
+      </w:r>
+      <w:r>
+        <w:rPr>
+          <w:b/>
+          <w:bCs/>
+          <w:color w:val="1A1A1A"/>
+          <w:sz w:val="18"/>
+          <w:szCs w:val="18"/>
+        </w:rPr>
+        <w:t xml:space="preserve">Then it becomes a product. </w:t>
+      </w:r>
+      <w:r>
+        <w:rPr>
+          <w:b w:val="false"/>
+          <w:bCs w:val="false"/>
+          <w:color w:val="1A1A1A"/>
+          <w:sz w:val="18"/>
+          <w:szCs w:val="18"/>
+        </w:rPr>
+        <w:t xml:space="preserve">Upload, pay per product, download, no human involved. That is where the ceiling disappears — and it is only possible because the service earned the rules first.</w:t>
+      </w:r>
+    </w:p>
+    <w:p>
+      <w:pPr>
+        <w:spacing w:after="55" w:before="150"/>
+      </w:pPr>
+      <w:r>
+        <w:rPr>
+          <w:b/>
+          <w:bCs/>
+          <w:color w:val="1F4E5F"/>
+          <w:spacing w:val="20"/>
+          <w:sz w:val="19"/>
+          <w:szCs w:val="19"/>
+        </w:rPr>
+        <w:t xml:space="preserve">THE FIRST TEST — TWO WEEKS, UNDER $100</w:t>
+      </w:r>
+    </w:p>
+    <w:p>
+      <w:pPr>
+        <w:spacing w:after="30" w:line="240"/>
+      </w:pPr>
+      <w:r>
+        <w:rPr>
+          <w:b w:val="false"/>
+          <w:bCs w:val="false"/>
+          <w:color w:val="1A1A1A"/>
+          <w:sz w:val="18"/>
+          <w:szCs w:val="18"/>
+        </w:rPr>
         <w:t xml:space="preserve">Publish the page with a payment link and no call offered anywhere on it. Do three catalogues of 100 products free for sellers found in online seller groups, measuring the real hours and the error rate. Post the before-and-after in those groups. </w:t>
       </w:r>
       <w:r>
@@ -1339,7 +1696,7 @@
           <w:sz w:val="18"/>
           <w:szCs w:val="18"/>
         </w:rPr>
-        <w:t xml:space="preserve">Then close two paying clients at $999 without ever speaking to anyone.</w:t>
+        <w:t xml:space="preserve">Then sell five $149 samples and convert two of them into jobs of 500 products or more — without ever speaking to anyone.</w:t>
       </w:r>
     </w:p>
     <w:p>
@@ -1357,7 +1714,7 @@
           <w:sz w:val="16"/>
           <w:szCs w:val="16"/>
         </w:rPr>
-        <w:t xml:space="preserve">Stop if any buyer insists on a call before paying, if the work exceeds six hours per client per month by the third catalogue, or if a buyer names an existing supplier doing it under $400 a month.</w:t>
+        <w:t xml:space="preserve">Stop if any buyer insists on a call before paying, if the work exceeds six hours per client per month by the third catalogue, or if a buyer names an existing supplier doing the same combined scope for less.</w:t>
       </w:r>
     </w:p>
     <w:sectPr>
